--- a/laravel-app/database/data/internship/handbooks/ai/Beyond_AI_Internship_Day_078_Student_Handbook.docx
+++ b/laravel-app/database/data/internship/handbooks/ai/Beyond_AI_Internship_Day_078_Student_Handbook.docx
@@ -38,7 +38,7 @@
           <w:color w:val="1E293B"/>
           <w:sz w:val="28"/>
         </w:rPr>
-        <w:t>Classification Concepts</w:t>
+        <w:t>Feature Engineering for Categories, Dates, and Text</w:t>
       </w:r>
     </w:p>
     <w:p>
@@ -50,7 +50,7 @@
           <w:b w:val="0"/>
           <w:sz w:val="22"/>
         </w:rPr>
-        <w:t>Assessment and reflection. Full student study guide and practical laboratory manual for Beyond Enterprise interns.</w:t>
+        <w:t>Safety and ethics review. Full student study guide and practical laboratory manual for Beyond Enterprise interns.</w:t>
       </w:r>
     </w:p>
     <w:tbl>
@@ -141,7 +141,7 @@
               <w:rPr>
                 <w:sz w:val="18"/>
               </w:rPr>
-              <w:t>Assessment and reflection</w:t>
+              <w:t>Safety and ethics review</w:t>
             </w:r>
           </w:p>
         </w:tc>
@@ -154,7 +154,7 @@
               <w:rPr>
                 <w:sz w:val="18"/>
               </w:rPr>
-              <w:t>intermediate</w:t>
+              <w:t>foundation-to-intermediate</w:t>
             </w:r>
           </w:p>
         </w:tc>
@@ -167,7 +167,7 @@
               <w:rPr>
                 <w:sz w:val="18"/>
               </w:rPr>
-              <w:t>8 hours</w:t>
+              <w:t>8.0 hours</w:t>
             </w:r>
           </w:p>
         </w:tc>
@@ -180,7 +180,7 @@
               <w:rPr>
                 <w:sz w:val="18"/>
               </w:rPr>
-              <w:t>Python, Jupyter, VS Code, local/open models where practical</w:t>
+              <w:t>Python, Jupyter, scikit-learn, pandas, Matplotlib</w:t>
             </w:r>
           </w:p>
         </w:tc>
@@ -198,7 +198,7 @@
           <w:color w:val="0B3F90"/>
           <w:sz w:val="20"/>
         </w:rPr>
-        <w:t>Day 78 objective  Complete the assessment and reflection for Classification Concepts: Apply classification concepts safely and explain the result in a professional technical report.</w:t>
+        <w:t>Day 78 objective  Complete the safety and ethics review for Feature Engineering for Categories, Dates, and Text: Encode structured features without leakage.</w:t>
       </w:r>
     </w:p>
     <w:p>
@@ -270,7 +270,7 @@
           <w:b w:val="0"/>
           <w:sz w:val="22"/>
         </w:rPr>
-        <w:t>Submit: Final artifact, demonstration evidence, 150-300 word reflection, and self-score against the rubric..</w:t>
+        <w:t>Submit: Setup evidence, completed practical artifact, independent verification record, safety/ethics check, and short technical report..</w:t>
       </w:r>
     </w:p>
     <w:p>
@@ -619,7 +619,7 @@
           <w:b w:val="0"/>
           <w:sz w:val="20"/>
         </w:rPr>
-        <w:t>Curriculum objective (source of truth): Apply classification concepts safely and explain the result in a professional technical report.</w:t>
+        <w:t>Curriculum objective (source of truth): Encode structured features without leakage.</w:t>
       </w:r>
     </w:p>
     <w:p>
@@ -631,7 +631,7 @@
           <w:b w:val="0"/>
           <w:sz w:val="22"/>
         </w:rPr>
-        <w:t>Explain Classification Concepts to a supervisor in under two minutes.</w:t>
+        <w:t>Explain Feature Engineering for Categories, Dates, and Text to a supervisor in under two minutes.</w:t>
       </w:r>
     </w:p>
     <w:p>
@@ -643,7 +643,7 @@
           <w:b w:val="0"/>
           <w:sz w:val="22"/>
         </w:rPr>
-        <w:t>Configure or verify the approved tools required for Classification Concepts.</w:t>
+        <w:t>Configure or verify the approved tools required for Feature Engineering for Categories, Dates, and Text.</w:t>
       </w:r>
     </w:p>
     <w:p>
@@ -655,7 +655,7 @@
           <w:b w:val="0"/>
           <w:sz w:val="22"/>
         </w:rPr>
-        <w:t>Implement or perform the assessment and reflection practical for this topic.</w:t>
+        <w:t>Implement or perform the safety and ethics review practical for this topic.</w:t>
       </w:r>
     </w:p>
     <w:p>
@@ -711,7 +711,7 @@
           <w:b w:val="0"/>
           <w:sz w:val="22"/>
         </w:rPr>
-        <w:t>Define the professional meaning of “Classification Concepts” before you use tools. Do not split the title into meaningless words. Connect each concept to today's practical action.</w:t>
+        <w:t>Define the professional meaning of “Feature Engineering for Categories, Dates, and Text” before you use tools. Do not split the title into meaningless words. Connect each concept to today's practical action.</w:t>
       </w:r>
     </w:p>
     <w:tbl>
@@ -1266,7 +1266,7 @@
           <w:b w:val="0"/>
           <w:sz w:val="22"/>
         </w:rPr>
-        <w:t>Tools available: Python, Jupyter, VS Code, local/open models where practical.</w:t>
+        <w:t>Tools available: Python, Jupyter, scikit-learn, pandas, Matplotlib.</w:t>
       </w:r>
     </w:p>
     <w:p>
@@ -1381,7 +1381,7 @@
               <w:rPr>
                 <w:sz w:val="18"/>
               </w:rPr>
-              <w:t>Python, Jupyter, VS Code, local/open models where practical</w:t>
+              <w:t>Python, Jupyter, scikit-learn, pandas, Matplotlib</w:t>
             </w:r>
           </w:p>
         </w:tc>
@@ -1463,7 +1463,7 @@
           <w:b w:val="0"/>
           <w:sz w:val="18"/>
         </w:rPr>
-        <w:t>└── Day_78_Classification_Concepts/</w:t>
+        <w:t>└── Day_78_Feature_Engineering_for_Categories_Dates_and_Tex/</w:t>
       </w:r>
     </w:p>
     <w:p>
@@ -1616,7 +1616,7 @@
           <w:b w:val="0"/>
           <w:sz w:val="18"/>
         </w:rPr>
-        <w:t>mkdir Beyond_AI_Internship\Day_78_Classification_Concepts\evidence, Beyond_AI_Internship\Day_78_Classification_Concepts\notebooks, Beyond_AI_Internship\Day_78_Classification_Concepts\src, Beyond_AI_Internship\Day_78_Classification_Concepts\data, Beyond_AI_Internship\Day_78_Classification_Concepts\output, Beyond_AI_Internship\Day_78_Classification_Concepts\report -Force</w:t>
+        <w:t>mkdir Beyond_AI_Internship\Day_78_Feature_Engineering_for_Categories_Dates_and_Tex\evidence, Beyond_AI_Internship\Day_78_Feature_Engineering_for_Categories_Dates_and_Tex\notebooks, Beyond_AI_Internship\Day_78_Feature_Engineering_for_Categories_Dates_and_Tex\src, Beyond_AI_Internship\Day_78_Feature_Engineering_for_Categories_Dates_and_Tex\data, Beyond_AI_Internship\Day_78_Feature_Engineering_for_Categories_Dates_and_Tex\output, Beyond_AI_Internship\Day_78_Feature_Engineering_for_Categories_Dates_and_Tex\report -Force</w:t>
       </w:r>
     </w:p>
     <w:p/>
@@ -1657,7 +1657,7 @@
           <w:b w:val="0"/>
           <w:sz w:val="18"/>
         </w:rPr>
-        <w:t>mkdir -p Beyond_AI_Internship/Day_78_Classification_Concepts/{evidence,notebooks,src,data,output,report}</w:t>
+        <w:t>mkdir -p Beyond_AI_Internship/Day_78_Feature_Engineering_for_Categories_Dates_and_Tex/{evidence,notebooks,src,data,output,report}</w:t>
       </w:r>
     </w:p>
     <w:p/>
@@ -1773,7 +1773,7 @@
           <w:color w:val="0B3F90"/>
           <w:sz w:val="24"/>
         </w:rPr>
-        <w:t>Assessment and reflection: Classification Concepts</w:t>
+        <w:t>Safety and ethics review: Feature Engineering for Categories, Dates, and Text</w:t>
       </w:r>
     </w:p>
     <w:p>
@@ -1797,7 +1797,7 @@
           <w:b w:val="0"/>
           <w:sz w:val="20"/>
         </w:rPr>
-        <w:t>• Complete the practical assessment for classification concepts, demonstrate the result, and explain decisions in your own words.</w:t>
+        <w:t>• Review Day 77 prerequisites and read the complete Day 78 objective before changing the lab.</w:t>
       </w:r>
     </w:p>
     <w:p>
@@ -1809,7 +1809,7 @@
           <w:b w:val="0"/>
           <w:sz w:val="20"/>
         </w:rPr>
-        <w:t>• Work only in an authorized lab, VM or on equipment assigned by Beyond.</w:t>
+        <w:t>• Prepare only the authorized workstation, VM, account, dataset, or sandbox; capture the approved starting state.</w:t>
       </w:r>
     </w:p>
     <w:p>
@@ -1821,7 +1821,67 @@
           <w:b w:val="0"/>
           <w:sz w:val="20"/>
         </w:rPr>
-        <w:t>• Keep time entries truthful and ask the supervisor before changing production equipment.</w:t>
+        <w:t>• Create the folder Day_078_feature_engineering_for_categories_dates_and_text with evidence, src or notebooks, output, and report subfolders as relevant.</w:t>
+      </w:r>
+    </w:p>
+    <w:p>
+      <w:pPr>
+        <w:spacing w:after="120"/>
+      </w:pPr>
+      <w:r>
+        <w:rPr>
+          <w:b w:val="0"/>
+          <w:sz w:val="20"/>
+        </w:rPr>
+        <w:t>• Complete the practical objective: Encode structured features without leakage.</w:t>
+      </w:r>
+    </w:p>
+    <w:p>
+      <w:pPr>
+        <w:spacing w:after="120"/>
+      </w:pPr>
+      <w:r>
+        <w:rPr>
+          <w:b w:val="0"/>
+          <w:sz w:val="20"/>
+        </w:rPr>
+        <w:t>• Record tool versions, inputs, assumptions, commands or code, expected output, observed output, and any deviations.</w:t>
+      </w:r>
+    </w:p>
+    <w:p>
+      <w:pPr>
+        <w:spacing w:after="120"/>
+      </w:pPr>
+      <w:r>
+        <w:rPr>
+          <w:b w:val="0"/>
+          <w:sz w:val="20"/>
+        </w:rPr>
+        <w:t>• Verify the result independently by rerunning from a clean state, checking a second measurement/test, or obtaining recorded peer review.</w:t>
+      </w:r>
+    </w:p>
+    <w:p>
+      <w:pPr>
+        <w:spacing w:after="120"/>
+      </w:pPr>
+      <w:r>
+        <w:rPr>
+          <w:b w:val="0"/>
+          <w:sz w:val="20"/>
+        </w:rPr>
+        <w:t>• Perform the relevant privacy, bias, security, licensing, and human-oversight checks before accepting the result.</w:t>
+      </w:r>
+    </w:p>
+    <w:p>
+      <w:pPr>
+        <w:spacing w:after="120"/>
+      </w:pPr>
+      <w:r>
+        <w:rPr>
+          <w:b w:val="0"/>
+          <w:sz w:val="20"/>
+        </w:rPr>
+        <w:t>• Package the required evidence and write a concise professional technical report with an AI-assistance disclosure.</w:t>
       </w:r>
     </w:p>
     <w:p>
@@ -1847,7 +1907,7 @@
           <w:b w:val="0"/>
           <w:sz w:val="18"/>
         </w:rPr>
-        <w:t># day_78_lab.py — Assessment and reflection: Classification Concepts</w:t>
+        <w:t># day_78_lab.py — Safety and ethics review: Feature Engineering for Categories, Dates, and Text</w:t>
       </w:r>
     </w:p>
     <w:p>
@@ -1889,7 +1949,7 @@
           <w:b w:val="0"/>
           <w:sz w:val="18"/>
         </w:rPr>
-        <w:t>"""Day 78 practical starter for Classification Concepts.</w:t>
+        <w:t>"""Day 78 practical starter for Feature Engineering for Categories, Dates, and Text.</w:t>
       </w:r>
     </w:p>
     <w:p>
@@ -2071,7 +2131,7 @@
           <w:b w:val="0"/>
           <w:sz w:val="18"/>
         </w:rPr>
-        <w:t xml:space="preserve">    print("Program topic:", 'Classification Concepts')</w:t>
+        <w:t xml:space="preserve">    print("Program topic:", 'Feature Engineering for Categories, Dates, and Text')</w:t>
       </w:r>
     </w:p>
     <w:p>
@@ -2085,7 +2145,7 @@
           <w:b w:val="0"/>
           <w:sz w:val="18"/>
         </w:rPr>
-        <w:t xml:space="preserve">    print("Day mode:", 'Assessment and reflection')</w:t>
+        <w:t xml:space="preserve">    print("Day mode:", 'Safety and ethics review')</w:t>
       </w:r>
     </w:p>
     <w:p>
@@ -4271,7 +4331,7 @@
                 <w:color w:val="FFFFFF"/>
                 <w:sz w:val="18"/>
               </w:rPr>
-              <w:t>METRIC</w:t>
+              <w:t>CHECK</w:t>
             </w:r>
           </w:p>
         </w:tc>
@@ -4287,7 +4347,7 @@
                 <w:color w:val="FFFFFF"/>
                 <w:sz w:val="18"/>
               </w:rPr>
-              <w:t>QUESTION</w:t>
+              <w:t>SUCCESS CRITERION</w:t>
             </w:r>
           </w:p>
         </w:tc>
@@ -4303,7 +4363,7 @@
                 <w:color w:val="FFFFFF"/>
                 <w:sz w:val="18"/>
               </w:rPr>
-              <w:t>CAUTION</w:t>
+              <w:t>LIMITATION</w:t>
             </w:r>
           </w:p>
         </w:tc>
@@ -4318,7 +4378,7 @@
               <w:rPr>
                 <w:sz w:val="18"/>
               </w:rPr>
-              <w:t>Accuracy / error rate</w:t>
+              <w:t>Functional result</w:t>
             </w:r>
           </w:p>
         </w:tc>
@@ -4331,7 +4391,7 @@
               <w:rPr>
                 <w:sz w:val="18"/>
               </w:rPr>
-              <w:t>Overall correctness?</w:t>
+              <w:t>Meets today's objective</w:t>
             </w:r>
           </w:p>
         </w:tc>
@@ -4344,7 +4404,7 @@
               <w:rPr>
                 <w:sz w:val="18"/>
               </w:rPr>
-              <w:t>Weak on imbalanced data</w:t>
+              <w:t>Classroom demo ≠ production</w:t>
             </w:r>
           </w:p>
         </w:tc>
@@ -4359,7 +4419,7 @@
               <w:rPr>
                 <w:sz w:val="18"/>
               </w:rPr>
-              <w:t>Precision / recall / F1</w:t>
+              <w:t>Safety compliance</w:t>
             </w:r>
           </w:p>
         </w:tc>
@@ -4372,7 +4432,7 @@
               <w:rPr>
                 <w:sz w:val="18"/>
               </w:rPr>
-              <w:t>Error type trade-off?</w:t>
+              <w:t>No rule breached</w:t>
             </w:r>
           </w:p>
         </w:tc>
@@ -4385,7 +4445,7 @@
               <w:rPr>
                 <w:sz w:val="18"/>
               </w:rPr>
-              <w:t>Optimize for the real cost of mistakes</w:t>
+              <w:t>Still needs supervisor judgment</w:t>
             </w:r>
           </w:p>
         </w:tc>
@@ -4400,7 +4460,7 @@
               <w:rPr>
                 <w:sz w:val="18"/>
               </w:rPr>
-              <w:t>Latency / resource use</w:t>
+              <w:t>Reproducibility</w:t>
             </w:r>
           </w:p>
         </w:tc>
@@ -4413,7 +4473,7 @@
               <w:rPr>
                 <w:sz w:val="18"/>
               </w:rPr>
-              <w:t>Is it usable?</w:t>
+              <w:t>Second check agrees</w:t>
             </w:r>
           </w:p>
         </w:tc>
@@ -4426,7 +4486,7 @@
               <w:rPr>
                 <w:sz w:val="18"/>
               </w:rPr>
-              <w:t>Lab laptop ≠ production load</w:t>
+              <w:t>Environment drift possible</w:t>
             </w:r>
           </w:p>
         </w:tc>
@@ -5690,7 +5750,7 @@
           <w:b w:val="0"/>
           <w:sz w:val="22"/>
         </w:rPr>
-        <w:t>Objective addressed for Classification Concepts</w:t>
+        <w:t>Objective addressed for Feature Engineering for Categories, Dates, and Text</w:t>
       </w:r>
     </w:p>
     <w:p>
@@ -5702,7 +5762,7 @@
           <w:b w:val="0"/>
           <w:sz w:val="22"/>
         </w:rPr>
-        <w:t>Assessment and reflection practical completed</w:t>
+        <w:t>Safety and ethics review practical completed</w:t>
       </w:r>
     </w:p>
     <w:p>
@@ -5794,7 +5854,7 @@
           <w:b w:val="0"/>
           <w:sz w:val="22"/>
         </w:rPr>
-        <w:t>Matches: Final artifact, demonstration evidence, 150-300 word reflection, and self-score against the rubric.</w:t>
+        <w:t>Matches: Setup evidence, completed practical artifact, independent verification record, safety/ethics check, and short technical report.</w:t>
       </w:r>
     </w:p>
     <w:p>
@@ -5826,7 +5886,7 @@
           <w:b w:val="0"/>
           <w:sz w:val="22"/>
         </w:rPr>
-        <w:t>Explain Classification Concepts without reading.</w:t>
+        <w:t>Explain Feature Engineering for Categories, Dates, and Text without reading.</w:t>
       </w:r>
     </w:p>
     <w:p>
@@ -5918,7 +5978,7 @@
           <w:b w:val="0"/>
           <w:sz w:val="22"/>
         </w:rPr>
-        <w:t>Today is Day 78 (Assessment and reflection) on Classification Concepts. I worked only in the authorized Beyond AI / data / software lab. I completed the practical objective, verified with a second check, and packaged evidence. Main risk: unauthorized or unsafe action; control: checklist + supervisor escalation. Limitation: classroom/lab scope only. Next: continue the topic cycle and keep documentation reproducible.</w:t>
+        <w:t>Today is Day 78 (Safety and ethics review) on Feature Engineering for Categories, Dates, and Text. I worked only in the authorized Beyond AI / data / software lab. I completed the practical objective, verified with a second check, and packaged evidence. Main risk: unauthorized or unsafe action; control: checklist + supervisor escalation. Limitation: classroom/lab scope only. Next: continue the topic cycle and keep documentation reproducible.</w:t>
       </w:r>
     </w:p>
     <w:p>
